--- a/plantillas/Plantilla_1_FichaNecesidad.docx
+++ b/plantillas/Plantilla_1_FichaNecesidad.docx
@@ -112,7 +112,14 @@
           <w:tblHeader w:val="on"/>
         </w:trPr>
         <w:tc>
-          <w:tcPr/>
+          <w:tcPr>
+            <w:tcBorders>
+              <w:top w:val="single" w:sz="4" w:space="0" w:color="000000"/>
+              <w:left w:val="single" w:sz="4" w:space="0" w:color="000000"/>
+              <w:bottom w:val="single" w:sz="4" w:space="0" w:color="000000"/>
+              <w:right w:val="single" w:sz="4" w:space="0" w:color="000000"/>
+            </w:tcBorders>
+          </w:tcPr>
           <w:p>
             <w:pPr>
               <w:pStyle w:val="Compact"/>
@@ -123,7 +130,14 @@
           </w:p>
         </w:tc>
         <w:tc>
-          <w:tcPr/>
+          <w:tcPr>
+            <w:tcBorders>
+              <w:top w:val="single" w:sz="4" w:space="0" w:color="000000"/>
+              <w:left w:val="single" w:sz="4" w:space="0" w:color="000000"/>
+              <w:bottom w:val="single" w:sz="4" w:space="0" w:color="000000"/>
+              <w:right w:val="single" w:sz="4" w:space="0" w:color="000000"/>
+            </w:tcBorders>
+          </w:tcPr>
           <w:p>
             <w:pPr>
               <w:pStyle w:val="Compact"/>
@@ -136,7 +150,14 @@
       </w:tr>
       <w:tr>
         <w:tc>
-          <w:tcPr/>
+          <w:tcPr>
+            <w:tcBorders>
+              <w:top w:val="single" w:sz="4" w:space="0" w:color="000000"/>
+              <w:left w:val="single" w:sz="4" w:space="0" w:color="000000"/>
+              <w:bottom w:val="single" w:sz="4" w:space="0" w:color="000000"/>
+              <w:right w:val="single" w:sz="4" w:space="0" w:color="000000"/>
+            </w:tcBorders>
+          </w:tcPr>
           <w:p>
             <w:pPr>
               <w:pStyle w:val="Compact"/>
@@ -147,7 +168,14 @@
           </w:p>
         </w:tc>
         <w:tc>
-          <w:tcPr/>
+          <w:tcPr>
+            <w:tcBorders>
+              <w:top w:val="single" w:sz="4" w:space="0" w:color="000000"/>
+              <w:left w:val="single" w:sz="4" w:space="0" w:color="000000"/>
+              <w:bottom w:val="single" w:sz="4" w:space="0" w:color="000000"/>
+              <w:right w:val="single" w:sz="4" w:space="0" w:color="000000"/>
+            </w:tcBorders>
+          </w:tcPr>
           <w:p>
             <w:pPr>
               <w:pStyle w:val="Compact"/>
@@ -157,7 +185,14 @@
       </w:tr>
       <w:tr>
         <w:tc>
-          <w:tcPr/>
+          <w:tcPr>
+            <w:tcBorders>
+              <w:top w:val="single" w:sz="4" w:space="0" w:color="000000"/>
+              <w:left w:val="single" w:sz="4" w:space="0" w:color="000000"/>
+              <w:bottom w:val="single" w:sz="4" w:space="0" w:color="000000"/>
+              <w:right w:val="single" w:sz="4" w:space="0" w:color="000000"/>
+            </w:tcBorders>
+          </w:tcPr>
           <w:p>
             <w:pPr>
               <w:pStyle w:val="Compact"/>
@@ -168,7 +203,14 @@
           </w:p>
         </w:tc>
         <w:tc>
-          <w:tcPr/>
+          <w:tcPr>
+            <w:tcBorders>
+              <w:top w:val="single" w:sz="4" w:space="0" w:color="000000"/>
+              <w:left w:val="single" w:sz="4" w:space="0" w:color="000000"/>
+              <w:bottom w:val="single" w:sz="4" w:space="0" w:color="000000"/>
+              <w:right w:val="single" w:sz="4" w:space="0" w:color="000000"/>
+            </w:tcBorders>
+          </w:tcPr>
           <w:p>
             <w:pPr>
               <w:pStyle w:val="Compact"/>
@@ -178,7 +220,14 @@
       </w:tr>
       <w:tr>
         <w:tc>
-          <w:tcPr/>
+          <w:tcPr>
+            <w:tcBorders>
+              <w:top w:val="single" w:sz="4" w:space="0" w:color="000000"/>
+              <w:left w:val="single" w:sz="4" w:space="0" w:color="000000"/>
+              <w:bottom w:val="single" w:sz="4" w:space="0" w:color="000000"/>
+              <w:right w:val="single" w:sz="4" w:space="0" w:color="000000"/>
+            </w:tcBorders>
+          </w:tcPr>
           <w:p>
             <w:pPr>
               <w:pStyle w:val="Compact"/>
@@ -189,7 +238,14 @@
           </w:p>
         </w:tc>
         <w:tc>
-          <w:tcPr/>
+          <w:tcPr>
+            <w:tcBorders>
+              <w:top w:val="single" w:sz="4" w:space="0" w:color="000000"/>
+              <w:left w:val="single" w:sz="4" w:space="0" w:color="000000"/>
+              <w:bottom w:val="single" w:sz="4" w:space="0" w:color="000000"/>
+              <w:right w:val="single" w:sz="4" w:space="0" w:color="000000"/>
+            </w:tcBorders>
+          </w:tcPr>
           <w:p>
             <w:pPr>
               <w:pStyle w:val="Compact"/>
@@ -199,7 +255,14 @@
       </w:tr>
       <w:tr>
         <w:tc>
-          <w:tcPr/>
+          <w:tcPr>
+            <w:tcBorders>
+              <w:top w:val="single" w:sz="4" w:space="0" w:color="000000"/>
+              <w:left w:val="single" w:sz="4" w:space="0" w:color="000000"/>
+              <w:bottom w:val="single" w:sz="4" w:space="0" w:color="000000"/>
+              <w:right w:val="single" w:sz="4" w:space="0" w:color="000000"/>
+            </w:tcBorders>
+          </w:tcPr>
           <w:p>
             <w:pPr>
               <w:pStyle w:val="Compact"/>
@@ -210,7 +273,14 @@
           </w:p>
         </w:tc>
         <w:tc>
-          <w:tcPr/>
+          <w:tcPr>
+            <w:tcBorders>
+              <w:top w:val="single" w:sz="4" w:space="0" w:color="000000"/>
+              <w:left w:val="single" w:sz="4" w:space="0" w:color="000000"/>
+              <w:bottom w:val="single" w:sz="4" w:space="0" w:color="000000"/>
+              <w:right w:val="single" w:sz="4" w:space="0" w:color="000000"/>
+            </w:tcBorders>
+          </w:tcPr>
           <w:p>
             <w:pPr>
               <w:pStyle w:val="Compact"/>
@@ -220,7 +290,14 @@
       </w:tr>
       <w:tr>
         <w:tc>
-          <w:tcPr/>
+          <w:tcPr>
+            <w:tcBorders>
+              <w:top w:val="single" w:sz="4" w:space="0" w:color="000000"/>
+              <w:left w:val="single" w:sz="4" w:space="0" w:color="000000"/>
+              <w:bottom w:val="single" w:sz="4" w:space="0" w:color="000000"/>
+              <w:right w:val="single" w:sz="4" w:space="0" w:color="000000"/>
+            </w:tcBorders>
+          </w:tcPr>
           <w:p>
             <w:pPr>
               <w:pStyle w:val="Compact"/>
@@ -231,7 +308,14 @@
           </w:p>
         </w:tc>
         <w:tc>
-          <w:tcPr/>
+          <w:tcPr>
+            <w:tcBorders>
+              <w:top w:val="single" w:sz="4" w:space="0" w:color="000000"/>
+              <w:left w:val="single" w:sz="4" w:space="0" w:color="000000"/>
+              <w:bottom w:val="single" w:sz="4" w:space="0" w:color="000000"/>
+              <w:right w:val="single" w:sz="4" w:space="0" w:color="000000"/>
+            </w:tcBorders>
+          </w:tcPr>
           <w:p>
             <w:pPr>
               <w:pStyle w:val="Compact"/>
@@ -241,7 +325,14 @@
       </w:tr>
       <w:tr>
         <w:tc>
-          <w:tcPr/>
+          <w:tcPr>
+            <w:tcBorders>
+              <w:top w:val="single" w:sz="4" w:space="0" w:color="000000"/>
+              <w:left w:val="single" w:sz="4" w:space="0" w:color="000000"/>
+              <w:bottom w:val="single" w:sz="4" w:space="0" w:color="000000"/>
+              <w:right w:val="single" w:sz="4" w:space="0" w:color="000000"/>
+            </w:tcBorders>
+          </w:tcPr>
           <w:p>
             <w:pPr>
               <w:pStyle w:val="Compact"/>
@@ -252,7 +343,14 @@
           </w:p>
         </w:tc>
         <w:tc>
-          <w:tcPr/>
+          <w:tcPr>
+            <w:tcBorders>
+              <w:top w:val="single" w:sz="4" w:space="0" w:color="000000"/>
+              <w:left w:val="single" w:sz="4" w:space="0" w:color="000000"/>
+              <w:bottom w:val="single" w:sz="4" w:space="0" w:color="000000"/>
+              <w:right w:val="single" w:sz="4" w:space="0" w:color="000000"/>
+            </w:tcBorders>
+          </w:tcPr>
           <w:p>
             <w:pPr>
               <w:pStyle w:val="Compact"/>
@@ -262,7 +360,14 @@
       </w:tr>
       <w:tr>
         <w:tc>
-          <w:tcPr/>
+          <w:tcPr>
+            <w:tcBorders>
+              <w:top w:val="single" w:sz="4" w:space="0" w:color="000000"/>
+              <w:left w:val="single" w:sz="4" w:space="0" w:color="000000"/>
+              <w:bottom w:val="single" w:sz="4" w:space="0" w:color="000000"/>
+              <w:right w:val="single" w:sz="4" w:space="0" w:color="000000"/>
+            </w:tcBorders>
+          </w:tcPr>
           <w:p>
             <w:pPr>
               <w:pStyle w:val="Compact"/>
@@ -273,7 +378,14 @@
           </w:p>
         </w:tc>
         <w:tc>
-          <w:tcPr/>
+          <w:tcPr>
+            <w:tcBorders>
+              <w:top w:val="single" w:sz="4" w:space="0" w:color="000000"/>
+              <w:left w:val="single" w:sz="4" w:space="0" w:color="000000"/>
+              <w:bottom w:val="single" w:sz="4" w:space="0" w:color="000000"/>
+              <w:right w:val="single" w:sz="4" w:space="0" w:color="000000"/>
+            </w:tcBorders>
+          </w:tcPr>
           <w:p>
             <w:pPr>
               <w:pStyle w:val="Compact"/>
@@ -517,7 +629,14 @@
           <w:tblHeader w:val="on"/>
         </w:trPr>
         <w:tc>
-          <w:tcPr/>
+          <w:tcPr>
+            <w:tcBorders>
+              <w:top w:val="single" w:sz="4" w:space="0" w:color="000000"/>
+              <w:left w:val="single" w:sz="4" w:space="0" w:color="000000"/>
+              <w:bottom w:val="single" w:sz="4" w:space="0" w:color="000000"/>
+              <w:right w:val="single" w:sz="4" w:space="0" w:color="000000"/>
+            </w:tcBorders>
+          </w:tcPr>
           <w:p>
             <w:pPr>
               <w:pStyle w:val="Compact"/>
@@ -528,7 +647,14 @@
           </w:p>
         </w:tc>
         <w:tc>
-          <w:tcPr/>
+          <w:tcPr>
+            <w:tcBorders>
+              <w:top w:val="single" w:sz="4" w:space="0" w:color="000000"/>
+              <w:left w:val="single" w:sz="4" w:space="0" w:color="000000"/>
+              <w:bottom w:val="single" w:sz="4" w:space="0" w:color="000000"/>
+              <w:right w:val="single" w:sz="4" w:space="0" w:color="000000"/>
+            </w:tcBorders>
+          </w:tcPr>
           <w:p>
             <w:pPr>
               <w:pStyle w:val="Compact"/>
@@ -539,7 +665,14 @@
           </w:p>
         </w:tc>
         <w:tc>
-          <w:tcPr/>
+          <w:tcPr>
+            <w:tcBorders>
+              <w:top w:val="single" w:sz="4" w:space="0" w:color="000000"/>
+              <w:left w:val="single" w:sz="4" w:space="0" w:color="000000"/>
+              <w:bottom w:val="single" w:sz="4" w:space="0" w:color="000000"/>
+              <w:right w:val="single" w:sz="4" w:space="0" w:color="000000"/>
+            </w:tcBorders>
+          </w:tcPr>
           <w:p>
             <w:pPr>
               <w:pStyle w:val="Compact"/>
@@ -550,7 +683,14 @@
           </w:p>
         </w:tc>
         <w:tc>
-          <w:tcPr/>
+          <w:tcPr>
+            <w:tcBorders>
+              <w:top w:val="single" w:sz="4" w:space="0" w:color="000000"/>
+              <w:left w:val="single" w:sz="4" w:space="0" w:color="000000"/>
+              <w:bottom w:val="single" w:sz="4" w:space="0" w:color="000000"/>
+              <w:right w:val="single" w:sz="4" w:space="0" w:color="000000"/>
+            </w:tcBorders>
+          </w:tcPr>
           <w:p>
             <w:pPr>
               <w:pStyle w:val="Compact"/>
@@ -563,31 +703,59 @@
       </w:tr>
       <w:tr>
         <w:tc>
-          <w:tcPr/>
-          <w:p>
-            <w:pPr>
-              <w:pStyle w:val="Compact"/>
-            </w:pPr>
-          </w:p>
-        </w:tc>
-        <w:tc>
-          <w:tcPr/>
-          <w:p>
-            <w:pPr>
-              <w:pStyle w:val="Compact"/>
-            </w:pPr>
-          </w:p>
-        </w:tc>
-        <w:tc>
-          <w:tcPr/>
-          <w:p>
-            <w:pPr>
-              <w:pStyle w:val="Compact"/>
-            </w:pPr>
-          </w:p>
-        </w:tc>
-        <w:tc>
-          <w:tcPr/>
+          <w:tcPr>
+            <w:tcBorders>
+              <w:top w:val="single" w:sz="4" w:space="0" w:color="000000"/>
+              <w:left w:val="single" w:sz="4" w:space="0" w:color="000000"/>
+              <w:bottom w:val="single" w:sz="4" w:space="0" w:color="000000"/>
+              <w:right w:val="single" w:sz="4" w:space="0" w:color="000000"/>
+            </w:tcBorders>
+          </w:tcPr>
+          <w:p>
+            <w:pPr>
+              <w:pStyle w:val="Compact"/>
+            </w:pPr>
+          </w:p>
+        </w:tc>
+        <w:tc>
+          <w:tcPr>
+            <w:tcBorders>
+              <w:top w:val="single" w:sz="4" w:space="0" w:color="000000"/>
+              <w:left w:val="single" w:sz="4" w:space="0" w:color="000000"/>
+              <w:bottom w:val="single" w:sz="4" w:space="0" w:color="000000"/>
+              <w:right w:val="single" w:sz="4" w:space="0" w:color="000000"/>
+            </w:tcBorders>
+          </w:tcPr>
+          <w:p>
+            <w:pPr>
+              <w:pStyle w:val="Compact"/>
+            </w:pPr>
+          </w:p>
+        </w:tc>
+        <w:tc>
+          <w:tcPr>
+            <w:tcBorders>
+              <w:top w:val="single" w:sz="4" w:space="0" w:color="000000"/>
+              <w:left w:val="single" w:sz="4" w:space="0" w:color="000000"/>
+              <w:bottom w:val="single" w:sz="4" w:space="0" w:color="000000"/>
+              <w:right w:val="single" w:sz="4" w:space="0" w:color="000000"/>
+            </w:tcBorders>
+          </w:tcPr>
+          <w:p>
+            <w:pPr>
+              <w:pStyle w:val="Compact"/>
+            </w:pPr>
+          </w:p>
+        </w:tc>
+        <w:tc>
+          <w:tcPr>
+            <w:tcBorders>
+              <w:top w:val="single" w:sz="4" w:space="0" w:color="000000"/>
+              <w:left w:val="single" w:sz="4" w:space="0" w:color="000000"/>
+              <w:bottom w:val="single" w:sz="4" w:space="0" w:color="000000"/>
+              <w:right w:val="single" w:sz="4" w:space="0" w:color="000000"/>
+            </w:tcBorders>
+          </w:tcPr>
           <w:p>
             <w:pPr>
               <w:pStyle w:val="Compact"/>
@@ -597,31 +765,59 @@
       </w:tr>
       <w:tr>
         <w:tc>
-          <w:tcPr/>
-          <w:p>
-            <w:pPr>
-              <w:pStyle w:val="Compact"/>
-            </w:pPr>
-          </w:p>
-        </w:tc>
-        <w:tc>
-          <w:tcPr/>
-          <w:p>
-            <w:pPr>
-              <w:pStyle w:val="Compact"/>
-            </w:pPr>
-          </w:p>
-        </w:tc>
-        <w:tc>
-          <w:tcPr/>
-          <w:p>
-            <w:pPr>
-              <w:pStyle w:val="Compact"/>
-            </w:pPr>
-          </w:p>
-        </w:tc>
-        <w:tc>
-          <w:tcPr/>
+          <w:tcPr>
+            <w:tcBorders>
+              <w:top w:val="single" w:sz="4" w:space="0" w:color="000000"/>
+              <w:left w:val="single" w:sz="4" w:space="0" w:color="000000"/>
+              <w:bottom w:val="single" w:sz="4" w:space="0" w:color="000000"/>
+              <w:right w:val="single" w:sz="4" w:space="0" w:color="000000"/>
+            </w:tcBorders>
+          </w:tcPr>
+          <w:p>
+            <w:pPr>
+              <w:pStyle w:val="Compact"/>
+            </w:pPr>
+          </w:p>
+        </w:tc>
+        <w:tc>
+          <w:tcPr>
+            <w:tcBorders>
+              <w:top w:val="single" w:sz="4" w:space="0" w:color="000000"/>
+              <w:left w:val="single" w:sz="4" w:space="0" w:color="000000"/>
+              <w:bottom w:val="single" w:sz="4" w:space="0" w:color="000000"/>
+              <w:right w:val="single" w:sz="4" w:space="0" w:color="000000"/>
+            </w:tcBorders>
+          </w:tcPr>
+          <w:p>
+            <w:pPr>
+              <w:pStyle w:val="Compact"/>
+            </w:pPr>
+          </w:p>
+        </w:tc>
+        <w:tc>
+          <w:tcPr>
+            <w:tcBorders>
+              <w:top w:val="single" w:sz="4" w:space="0" w:color="000000"/>
+              <w:left w:val="single" w:sz="4" w:space="0" w:color="000000"/>
+              <w:bottom w:val="single" w:sz="4" w:space="0" w:color="000000"/>
+              <w:right w:val="single" w:sz="4" w:space="0" w:color="000000"/>
+            </w:tcBorders>
+          </w:tcPr>
+          <w:p>
+            <w:pPr>
+              <w:pStyle w:val="Compact"/>
+            </w:pPr>
+          </w:p>
+        </w:tc>
+        <w:tc>
+          <w:tcPr>
+            <w:tcBorders>
+              <w:top w:val="single" w:sz="4" w:space="0" w:color="000000"/>
+              <w:left w:val="single" w:sz="4" w:space="0" w:color="000000"/>
+              <w:bottom w:val="single" w:sz="4" w:space="0" w:color="000000"/>
+              <w:right w:val="single" w:sz="4" w:space="0" w:color="000000"/>
+            </w:tcBorders>
+          </w:tcPr>
           <w:p>
             <w:pPr>
               <w:pStyle w:val="Compact"/>
@@ -631,31 +827,59 @@
       </w:tr>
       <w:tr>
         <w:tc>
-          <w:tcPr/>
-          <w:p>
-            <w:pPr>
-              <w:pStyle w:val="Compact"/>
-            </w:pPr>
-          </w:p>
-        </w:tc>
-        <w:tc>
-          <w:tcPr/>
-          <w:p>
-            <w:pPr>
-              <w:pStyle w:val="Compact"/>
-            </w:pPr>
-          </w:p>
-        </w:tc>
-        <w:tc>
-          <w:tcPr/>
-          <w:p>
-            <w:pPr>
-              <w:pStyle w:val="Compact"/>
-            </w:pPr>
-          </w:p>
-        </w:tc>
-        <w:tc>
-          <w:tcPr/>
+          <w:tcPr>
+            <w:tcBorders>
+              <w:top w:val="single" w:sz="4" w:space="0" w:color="000000"/>
+              <w:left w:val="single" w:sz="4" w:space="0" w:color="000000"/>
+              <w:bottom w:val="single" w:sz="4" w:space="0" w:color="000000"/>
+              <w:right w:val="single" w:sz="4" w:space="0" w:color="000000"/>
+            </w:tcBorders>
+          </w:tcPr>
+          <w:p>
+            <w:pPr>
+              <w:pStyle w:val="Compact"/>
+            </w:pPr>
+          </w:p>
+        </w:tc>
+        <w:tc>
+          <w:tcPr>
+            <w:tcBorders>
+              <w:top w:val="single" w:sz="4" w:space="0" w:color="000000"/>
+              <w:left w:val="single" w:sz="4" w:space="0" w:color="000000"/>
+              <w:bottom w:val="single" w:sz="4" w:space="0" w:color="000000"/>
+              <w:right w:val="single" w:sz="4" w:space="0" w:color="000000"/>
+            </w:tcBorders>
+          </w:tcPr>
+          <w:p>
+            <w:pPr>
+              <w:pStyle w:val="Compact"/>
+            </w:pPr>
+          </w:p>
+        </w:tc>
+        <w:tc>
+          <w:tcPr>
+            <w:tcBorders>
+              <w:top w:val="single" w:sz="4" w:space="0" w:color="000000"/>
+              <w:left w:val="single" w:sz="4" w:space="0" w:color="000000"/>
+              <w:bottom w:val="single" w:sz="4" w:space="0" w:color="000000"/>
+              <w:right w:val="single" w:sz="4" w:space="0" w:color="000000"/>
+            </w:tcBorders>
+          </w:tcPr>
+          <w:p>
+            <w:pPr>
+              <w:pStyle w:val="Compact"/>
+            </w:pPr>
+          </w:p>
+        </w:tc>
+        <w:tc>
+          <w:tcPr>
+            <w:tcBorders>
+              <w:top w:val="single" w:sz="4" w:space="0" w:color="000000"/>
+              <w:left w:val="single" w:sz="4" w:space="0" w:color="000000"/>
+              <w:bottom w:val="single" w:sz="4" w:space="0" w:color="000000"/>
+              <w:right w:val="single" w:sz="4" w:space="0" w:color="000000"/>
+            </w:tcBorders>
+          </w:tcPr>
           <w:p>
             <w:pPr>
               <w:pStyle w:val="Compact"/>
@@ -665,31 +889,59 @@
       </w:tr>
       <w:tr>
         <w:tc>
-          <w:tcPr/>
-          <w:p>
-            <w:pPr>
-              <w:pStyle w:val="Compact"/>
-            </w:pPr>
-          </w:p>
-        </w:tc>
-        <w:tc>
-          <w:tcPr/>
-          <w:p>
-            <w:pPr>
-              <w:pStyle w:val="Compact"/>
-            </w:pPr>
-          </w:p>
-        </w:tc>
-        <w:tc>
-          <w:tcPr/>
-          <w:p>
-            <w:pPr>
-              <w:pStyle w:val="Compact"/>
-            </w:pPr>
-          </w:p>
-        </w:tc>
-        <w:tc>
-          <w:tcPr/>
+          <w:tcPr>
+            <w:tcBorders>
+              <w:top w:val="single" w:sz="4" w:space="0" w:color="000000"/>
+              <w:left w:val="single" w:sz="4" w:space="0" w:color="000000"/>
+              <w:bottom w:val="single" w:sz="4" w:space="0" w:color="000000"/>
+              <w:right w:val="single" w:sz="4" w:space="0" w:color="000000"/>
+            </w:tcBorders>
+          </w:tcPr>
+          <w:p>
+            <w:pPr>
+              <w:pStyle w:val="Compact"/>
+            </w:pPr>
+          </w:p>
+        </w:tc>
+        <w:tc>
+          <w:tcPr>
+            <w:tcBorders>
+              <w:top w:val="single" w:sz="4" w:space="0" w:color="000000"/>
+              <w:left w:val="single" w:sz="4" w:space="0" w:color="000000"/>
+              <w:bottom w:val="single" w:sz="4" w:space="0" w:color="000000"/>
+              <w:right w:val="single" w:sz="4" w:space="0" w:color="000000"/>
+            </w:tcBorders>
+          </w:tcPr>
+          <w:p>
+            <w:pPr>
+              <w:pStyle w:val="Compact"/>
+            </w:pPr>
+          </w:p>
+        </w:tc>
+        <w:tc>
+          <w:tcPr>
+            <w:tcBorders>
+              <w:top w:val="single" w:sz="4" w:space="0" w:color="000000"/>
+              <w:left w:val="single" w:sz="4" w:space="0" w:color="000000"/>
+              <w:bottom w:val="single" w:sz="4" w:space="0" w:color="000000"/>
+              <w:right w:val="single" w:sz="4" w:space="0" w:color="000000"/>
+            </w:tcBorders>
+          </w:tcPr>
+          <w:p>
+            <w:pPr>
+              <w:pStyle w:val="Compact"/>
+            </w:pPr>
+          </w:p>
+        </w:tc>
+        <w:tc>
+          <w:tcPr>
+            <w:tcBorders>
+              <w:top w:val="single" w:sz="4" w:space="0" w:color="000000"/>
+              <w:left w:val="single" w:sz="4" w:space="0" w:color="000000"/>
+              <w:bottom w:val="single" w:sz="4" w:space="0" w:color="000000"/>
+              <w:right w:val="single" w:sz="4" w:space="0" w:color="000000"/>
+            </w:tcBorders>
+          </w:tcPr>
           <w:p>
             <w:pPr>
               <w:pStyle w:val="Compact"/>
@@ -699,31 +951,59 @@
       </w:tr>
       <w:tr>
         <w:tc>
-          <w:tcPr/>
-          <w:p>
-            <w:pPr>
-              <w:pStyle w:val="Compact"/>
-            </w:pPr>
-          </w:p>
-        </w:tc>
-        <w:tc>
-          <w:tcPr/>
-          <w:p>
-            <w:pPr>
-              <w:pStyle w:val="Compact"/>
-            </w:pPr>
-          </w:p>
-        </w:tc>
-        <w:tc>
-          <w:tcPr/>
-          <w:p>
-            <w:pPr>
-              <w:pStyle w:val="Compact"/>
-            </w:pPr>
-          </w:p>
-        </w:tc>
-        <w:tc>
-          <w:tcPr/>
+          <w:tcPr>
+            <w:tcBorders>
+              <w:top w:val="single" w:sz="4" w:space="0" w:color="000000"/>
+              <w:left w:val="single" w:sz="4" w:space="0" w:color="000000"/>
+              <w:bottom w:val="single" w:sz="4" w:space="0" w:color="000000"/>
+              <w:right w:val="single" w:sz="4" w:space="0" w:color="000000"/>
+            </w:tcBorders>
+          </w:tcPr>
+          <w:p>
+            <w:pPr>
+              <w:pStyle w:val="Compact"/>
+            </w:pPr>
+          </w:p>
+        </w:tc>
+        <w:tc>
+          <w:tcPr>
+            <w:tcBorders>
+              <w:top w:val="single" w:sz="4" w:space="0" w:color="000000"/>
+              <w:left w:val="single" w:sz="4" w:space="0" w:color="000000"/>
+              <w:bottom w:val="single" w:sz="4" w:space="0" w:color="000000"/>
+              <w:right w:val="single" w:sz="4" w:space="0" w:color="000000"/>
+            </w:tcBorders>
+          </w:tcPr>
+          <w:p>
+            <w:pPr>
+              <w:pStyle w:val="Compact"/>
+            </w:pPr>
+          </w:p>
+        </w:tc>
+        <w:tc>
+          <w:tcPr>
+            <w:tcBorders>
+              <w:top w:val="single" w:sz="4" w:space="0" w:color="000000"/>
+              <w:left w:val="single" w:sz="4" w:space="0" w:color="000000"/>
+              <w:bottom w:val="single" w:sz="4" w:space="0" w:color="000000"/>
+              <w:right w:val="single" w:sz="4" w:space="0" w:color="000000"/>
+            </w:tcBorders>
+          </w:tcPr>
+          <w:p>
+            <w:pPr>
+              <w:pStyle w:val="Compact"/>
+            </w:pPr>
+          </w:p>
+        </w:tc>
+        <w:tc>
+          <w:tcPr>
+            <w:tcBorders>
+              <w:top w:val="single" w:sz="4" w:space="0" w:color="000000"/>
+              <w:left w:val="single" w:sz="4" w:space="0" w:color="000000"/>
+              <w:bottom w:val="single" w:sz="4" w:space="0" w:color="000000"/>
+              <w:right w:val="single" w:sz="4" w:space="0" w:color="000000"/>
+            </w:tcBorders>
+          </w:tcPr>
           <w:p>
             <w:pPr>
               <w:pStyle w:val="Compact"/>
@@ -810,7 +1090,14 @@
           <w:tblHeader w:val="on"/>
         </w:trPr>
         <w:tc>
-          <w:tcPr/>
+          <w:tcPr>
+            <w:tcBorders>
+              <w:top w:val="single" w:sz="4" w:space="0" w:color="000000"/>
+              <w:left w:val="single" w:sz="4" w:space="0" w:color="000000"/>
+              <w:bottom w:val="single" w:sz="4" w:space="0" w:color="000000"/>
+              <w:right w:val="single" w:sz="4" w:space="0" w:color="000000"/>
+            </w:tcBorders>
+          </w:tcPr>
           <w:p>
             <w:pPr>
               <w:pStyle w:val="Compact"/>
@@ -821,7 +1108,14 @@
           </w:p>
         </w:tc>
         <w:tc>
-          <w:tcPr/>
+          <w:tcPr>
+            <w:tcBorders>
+              <w:top w:val="single" w:sz="4" w:space="0" w:color="000000"/>
+              <w:left w:val="single" w:sz="4" w:space="0" w:color="000000"/>
+              <w:bottom w:val="single" w:sz="4" w:space="0" w:color="000000"/>
+              <w:right w:val="single" w:sz="4" w:space="0" w:color="000000"/>
+            </w:tcBorders>
+          </w:tcPr>
           <w:p>
             <w:pPr>
               <w:pStyle w:val="Compact"/>
@@ -834,7 +1128,14 @@
       </w:tr>
       <w:tr>
         <w:tc>
-          <w:tcPr/>
+          <w:tcPr>
+            <w:tcBorders>
+              <w:top w:val="single" w:sz="4" w:space="0" w:color="000000"/>
+              <w:left w:val="single" w:sz="4" w:space="0" w:color="000000"/>
+              <w:bottom w:val="single" w:sz="4" w:space="0" w:color="000000"/>
+              <w:right w:val="single" w:sz="4" w:space="0" w:color="000000"/>
+            </w:tcBorders>
+          </w:tcPr>
           <w:p>
             <w:pPr>
               <w:pStyle w:val="Compact"/>
@@ -845,7 +1146,14 @@
           </w:p>
         </w:tc>
         <w:tc>
-          <w:tcPr/>
+          <w:tcPr>
+            <w:tcBorders>
+              <w:top w:val="single" w:sz="4" w:space="0" w:color="000000"/>
+              <w:left w:val="single" w:sz="4" w:space="0" w:color="000000"/>
+              <w:bottom w:val="single" w:sz="4" w:space="0" w:color="000000"/>
+              <w:right w:val="single" w:sz="4" w:space="0" w:color="000000"/>
+            </w:tcBorders>
+          </w:tcPr>
           <w:p>
             <w:pPr>
               <w:pStyle w:val="Compact"/>
@@ -855,7 +1163,14 @@
       </w:tr>
       <w:tr>
         <w:tc>
-          <w:tcPr/>
+          <w:tcPr>
+            <w:tcBorders>
+              <w:top w:val="single" w:sz="4" w:space="0" w:color="000000"/>
+              <w:left w:val="single" w:sz="4" w:space="0" w:color="000000"/>
+              <w:bottom w:val="single" w:sz="4" w:space="0" w:color="000000"/>
+              <w:right w:val="single" w:sz="4" w:space="0" w:color="000000"/>
+            </w:tcBorders>
+          </w:tcPr>
           <w:p>
             <w:pPr>
               <w:pStyle w:val="Compact"/>
@@ -866,7 +1181,14 @@
           </w:p>
         </w:tc>
         <w:tc>
-          <w:tcPr/>
+          <w:tcPr>
+            <w:tcBorders>
+              <w:top w:val="single" w:sz="4" w:space="0" w:color="000000"/>
+              <w:left w:val="single" w:sz="4" w:space="0" w:color="000000"/>
+              <w:bottom w:val="single" w:sz="4" w:space="0" w:color="000000"/>
+              <w:right w:val="single" w:sz="4" w:space="0" w:color="000000"/>
+            </w:tcBorders>
+          </w:tcPr>
           <w:p>
             <w:pPr>
               <w:pStyle w:val="Compact"/>
@@ -876,7 +1198,14 @@
       </w:tr>
       <w:tr>
         <w:tc>
-          <w:tcPr/>
+          <w:tcPr>
+            <w:tcBorders>
+              <w:top w:val="single" w:sz="4" w:space="0" w:color="000000"/>
+              <w:left w:val="single" w:sz="4" w:space="0" w:color="000000"/>
+              <w:bottom w:val="single" w:sz="4" w:space="0" w:color="000000"/>
+              <w:right w:val="single" w:sz="4" w:space="0" w:color="000000"/>
+            </w:tcBorders>
+          </w:tcPr>
           <w:p>
             <w:pPr>
               <w:pStyle w:val="Compact"/>
@@ -887,7 +1216,14 @@
           </w:p>
         </w:tc>
         <w:tc>
-          <w:tcPr/>
+          <w:tcPr>
+            <w:tcBorders>
+              <w:top w:val="single" w:sz="4" w:space="0" w:color="000000"/>
+              <w:left w:val="single" w:sz="4" w:space="0" w:color="000000"/>
+              <w:bottom w:val="single" w:sz="4" w:space="0" w:color="000000"/>
+              <w:right w:val="single" w:sz="4" w:space="0" w:color="000000"/>
+            </w:tcBorders>
+          </w:tcPr>
           <w:p>
             <w:pPr>
               <w:pStyle w:val="Compact"/>
@@ -897,7 +1233,14 @@
       </w:tr>
       <w:tr>
         <w:tc>
-          <w:tcPr/>
+          <w:tcPr>
+            <w:tcBorders>
+              <w:top w:val="single" w:sz="4" w:space="0" w:color="000000"/>
+              <w:left w:val="single" w:sz="4" w:space="0" w:color="000000"/>
+              <w:bottom w:val="single" w:sz="4" w:space="0" w:color="000000"/>
+              <w:right w:val="single" w:sz="4" w:space="0" w:color="000000"/>
+            </w:tcBorders>
+          </w:tcPr>
           <w:p>
             <w:pPr>
               <w:pStyle w:val="Compact"/>
@@ -908,7 +1251,14 @@
           </w:p>
         </w:tc>
         <w:tc>
-          <w:tcPr/>
+          <w:tcPr>
+            <w:tcBorders>
+              <w:top w:val="single" w:sz="4" w:space="0" w:color="000000"/>
+              <w:left w:val="single" w:sz="4" w:space="0" w:color="000000"/>
+              <w:bottom w:val="single" w:sz="4" w:space="0" w:color="000000"/>
+              <w:right w:val="single" w:sz="4" w:space="0" w:color="000000"/>
+            </w:tcBorders>
+          </w:tcPr>
           <w:p>
             <w:pPr>
               <w:pStyle w:val="Compact"/>
@@ -918,7 +1268,14 @@
       </w:tr>
       <w:tr>
         <w:tc>
-          <w:tcPr/>
+          <w:tcPr>
+            <w:tcBorders>
+              <w:top w:val="single" w:sz="4" w:space="0" w:color="000000"/>
+              <w:left w:val="single" w:sz="4" w:space="0" w:color="000000"/>
+              <w:bottom w:val="single" w:sz="4" w:space="0" w:color="000000"/>
+              <w:right w:val="single" w:sz="4" w:space="0" w:color="000000"/>
+            </w:tcBorders>
+          </w:tcPr>
           <w:p>
             <w:pPr>
               <w:pStyle w:val="Compact"/>
@@ -929,7 +1286,14 @@
           </w:p>
         </w:tc>
         <w:tc>
-          <w:tcPr/>
+          <w:tcPr>
+            <w:tcBorders>
+              <w:top w:val="single" w:sz="4" w:space="0" w:color="000000"/>
+              <w:left w:val="single" w:sz="4" w:space="0" w:color="000000"/>
+              <w:bottom w:val="single" w:sz="4" w:space="0" w:color="000000"/>
+              <w:right w:val="single" w:sz="4" w:space="0" w:color="000000"/>
+            </w:tcBorders>
+          </w:tcPr>
           <w:p>
             <w:pPr>
               <w:pStyle w:val="Compact"/>
@@ -939,7 +1303,14 @@
       </w:tr>
       <w:tr>
         <w:tc>
-          <w:tcPr/>
+          <w:tcPr>
+            <w:tcBorders>
+              <w:top w:val="single" w:sz="4" w:space="0" w:color="000000"/>
+              <w:left w:val="single" w:sz="4" w:space="0" w:color="000000"/>
+              <w:bottom w:val="single" w:sz="4" w:space="0" w:color="000000"/>
+              <w:right w:val="single" w:sz="4" w:space="0" w:color="000000"/>
+            </w:tcBorders>
+          </w:tcPr>
           <w:p>
             <w:pPr>
               <w:pStyle w:val="Compact"/>
@@ -950,7 +1321,14 @@
           </w:p>
         </w:tc>
         <w:tc>
-          <w:tcPr/>
+          <w:tcPr>
+            <w:tcBorders>
+              <w:top w:val="single" w:sz="4" w:space="0" w:color="000000"/>
+              <w:left w:val="single" w:sz="4" w:space="0" w:color="000000"/>
+              <w:bottom w:val="single" w:sz="4" w:space="0" w:color="000000"/>
+              <w:right w:val="single" w:sz="4" w:space="0" w:color="000000"/>
+            </w:tcBorders>
+          </w:tcPr>
           <w:p>
             <w:pPr>
               <w:pStyle w:val="Compact"/>
@@ -984,7 +1362,14 @@
           <w:tblHeader w:val="on"/>
         </w:trPr>
         <w:tc>
-          <w:tcPr/>
+          <w:tcPr>
+            <w:tcBorders>
+              <w:top w:val="single" w:sz="4" w:space="0" w:color="000000"/>
+              <w:left w:val="single" w:sz="4" w:space="0" w:color="000000"/>
+              <w:bottom w:val="single" w:sz="4" w:space="0" w:color="000000"/>
+              <w:right w:val="single" w:sz="4" w:space="0" w:color="000000"/>
+            </w:tcBorders>
+          </w:tcPr>
           <w:p>
             <w:pPr>
               <w:pStyle w:val="Compact"/>
@@ -995,7 +1380,14 @@
           </w:p>
         </w:tc>
         <w:tc>
-          <w:tcPr/>
+          <w:tcPr>
+            <w:tcBorders>
+              <w:top w:val="single" w:sz="4" w:space="0" w:color="000000"/>
+              <w:left w:val="single" w:sz="4" w:space="0" w:color="000000"/>
+              <w:bottom w:val="single" w:sz="4" w:space="0" w:color="000000"/>
+              <w:right w:val="single" w:sz="4" w:space="0" w:color="000000"/>
+            </w:tcBorders>
+          </w:tcPr>
           <w:p>
             <w:pPr>
               <w:pStyle w:val="Compact"/>
@@ -1008,7 +1400,14 @@
       </w:tr>
       <w:tr>
         <w:tc>
-          <w:tcPr/>
+          <w:tcPr>
+            <w:tcBorders>
+              <w:top w:val="single" w:sz="4" w:space="0" w:color="000000"/>
+              <w:left w:val="single" w:sz="4" w:space="0" w:color="000000"/>
+              <w:bottom w:val="single" w:sz="4" w:space="0" w:color="000000"/>
+              <w:right w:val="single" w:sz="4" w:space="0" w:color="000000"/>
+            </w:tcBorders>
+          </w:tcPr>
           <w:p>
             <w:pPr>
               <w:pStyle w:val="Compact"/>
@@ -1019,7 +1418,14 @@
           </w:p>
         </w:tc>
         <w:tc>
-          <w:tcPr/>
+          <w:tcPr>
+            <w:tcBorders>
+              <w:top w:val="single" w:sz="4" w:space="0" w:color="000000"/>
+              <w:left w:val="single" w:sz="4" w:space="0" w:color="000000"/>
+              <w:bottom w:val="single" w:sz="4" w:space="0" w:color="000000"/>
+              <w:right w:val="single" w:sz="4" w:space="0" w:color="000000"/>
+            </w:tcBorders>
+          </w:tcPr>
           <w:p>
             <w:pPr>
               <w:pStyle w:val="Compact"/>
@@ -1029,7 +1435,14 @@
       </w:tr>
       <w:tr>
         <w:tc>
-          <w:tcPr/>
+          <w:tcPr>
+            <w:tcBorders>
+              <w:top w:val="single" w:sz="4" w:space="0" w:color="000000"/>
+              <w:left w:val="single" w:sz="4" w:space="0" w:color="000000"/>
+              <w:bottom w:val="single" w:sz="4" w:space="0" w:color="000000"/>
+              <w:right w:val="single" w:sz="4" w:space="0" w:color="000000"/>
+            </w:tcBorders>
+          </w:tcPr>
           <w:p>
             <w:pPr>
               <w:pStyle w:val="Compact"/>
@@ -1040,7 +1453,14 @@
           </w:p>
         </w:tc>
         <w:tc>
-          <w:tcPr/>
+          <w:tcPr>
+            <w:tcBorders>
+              <w:top w:val="single" w:sz="4" w:space="0" w:color="000000"/>
+              <w:left w:val="single" w:sz="4" w:space="0" w:color="000000"/>
+              <w:bottom w:val="single" w:sz="4" w:space="0" w:color="000000"/>
+              <w:right w:val="single" w:sz="4" w:space="0" w:color="000000"/>
+            </w:tcBorders>
+          </w:tcPr>
           <w:p>
             <w:pPr>
               <w:pStyle w:val="Compact"/>
@@ -1050,7 +1470,14 @@
       </w:tr>
       <w:tr>
         <w:tc>
-          <w:tcPr/>
+          <w:tcPr>
+            <w:tcBorders>
+              <w:top w:val="single" w:sz="4" w:space="0" w:color="000000"/>
+              <w:left w:val="single" w:sz="4" w:space="0" w:color="000000"/>
+              <w:bottom w:val="single" w:sz="4" w:space="0" w:color="000000"/>
+              <w:right w:val="single" w:sz="4" w:space="0" w:color="000000"/>
+            </w:tcBorders>
+          </w:tcPr>
           <w:p>
             <w:pPr>
               <w:pStyle w:val="Compact"/>
@@ -1061,7 +1488,14 @@
           </w:p>
         </w:tc>
         <w:tc>
-          <w:tcPr/>
+          <w:tcPr>
+            <w:tcBorders>
+              <w:top w:val="single" w:sz="4" w:space="0" w:color="000000"/>
+              <w:left w:val="single" w:sz="4" w:space="0" w:color="000000"/>
+              <w:bottom w:val="single" w:sz="4" w:space="0" w:color="000000"/>
+              <w:right w:val="single" w:sz="4" w:space="0" w:color="000000"/>
+            </w:tcBorders>
+          </w:tcPr>
           <w:p>
             <w:pPr>
               <w:pStyle w:val="Compact"/>
@@ -1091,13 +1525,13 @@
     </w:p>
     <w:bookmarkEnd w:id="17"/>
     <w:bookmarkEnd w:id="18"/>
-    <w:bookmarkStart w:id="19" w:name="Xf3d89645dc06e7eb037ae4149b99fd2d5fc263b"/>
+    <w:bookmarkStart w:id="19" w:name="X7ddf5fb038c3bb84402753eef7f5280d571b742"/>
     <w:p>
       <w:pPr>
         <w:pStyle w:val="Heading2"/>
       </w:pPr>
       <w:r>
-        <w:t xml:space="preserve">Notas de retroalimentación entre pares (11:40-12:00)</w:t>
+        <w:t xml:space="preserve">Notas de retroalimentación entre pares (12:05-12:25)</w:t>
       </w:r>
     </w:p>
     <w:p>
@@ -1200,7 +1634,7 @@
         <w:pStyle w:val="BlockText"/>
       </w:pPr>
       <w:r>
-        <w:t xml:space="preserve">Completa esta sección durante el refinamiento (12:00-12:20), después de recibir la retroalimentación de tu par.</w:t>
+        <w:t xml:space="preserve">Completa esta sección durante el refinamiento (12:25-12:45), después de recibir la retroalimentación de tu par.</w:t>
       </w:r>
     </w:p>
     <w:p>
@@ -1305,7 +1739,14 @@
           <w:tblHeader w:val="on"/>
         </w:trPr>
         <w:tc>
-          <w:tcPr/>
+          <w:tcPr>
+            <w:tcBorders>
+              <w:top w:val="single" w:sz="4" w:space="0" w:color="000000"/>
+              <w:left w:val="single" w:sz="4" w:space="0" w:color="000000"/>
+              <w:bottom w:val="single" w:sz="4" w:space="0" w:color="000000"/>
+              <w:right w:val="single" w:sz="4" w:space="0" w:color="000000"/>
+            </w:tcBorders>
+          </w:tcPr>
           <w:p>
             <w:pPr>
               <w:pStyle w:val="Compact"/>
@@ -1316,7 +1757,14 @@
           </w:p>
         </w:tc>
         <w:tc>
-          <w:tcPr/>
+          <w:tcPr>
+            <w:tcBorders>
+              <w:top w:val="single" w:sz="4" w:space="0" w:color="000000"/>
+              <w:left w:val="single" w:sz="4" w:space="0" w:color="000000"/>
+              <w:bottom w:val="single" w:sz="4" w:space="0" w:color="000000"/>
+              <w:right w:val="single" w:sz="4" w:space="0" w:color="000000"/>
+            </w:tcBorders>
+          </w:tcPr>
           <w:p>
             <w:pPr>
               <w:pStyle w:val="Compact"/>
@@ -1329,7 +1777,14 @@
       </w:tr>
       <w:tr>
         <w:tc>
-          <w:tcPr/>
+          <w:tcPr>
+            <w:tcBorders>
+              <w:top w:val="single" w:sz="4" w:space="0" w:color="000000"/>
+              <w:left w:val="single" w:sz="4" w:space="0" w:color="000000"/>
+              <w:bottom w:val="single" w:sz="4" w:space="0" w:color="000000"/>
+              <w:right w:val="single" w:sz="4" w:space="0" w:color="000000"/>
+            </w:tcBorders>
+          </w:tcPr>
           <w:p>
             <w:pPr>
               <w:pStyle w:val="Compact"/>
@@ -1344,7 +1799,14 @@
           </w:p>
         </w:tc>
         <w:tc>
-          <w:tcPr/>
+          <w:tcPr>
+            <w:tcBorders>
+              <w:top w:val="single" w:sz="4" w:space="0" w:color="000000"/>
+              <w:left w:val="single" w:sz="4" w:space="0" w:color="000000"/>
+              <w:bottom w:val="single" w:sz="4" w:space="0" w:color="000000"/>
+              <w:right w:val="single" w:sz="4" w:space="0" w:color="000000"/>
+            </w:tcBorders>
+          </w:tcPr>
           <w:p>
             <w:pPr>
               <w:pStyle w:val="Compact"/>
@@ -1357,7 +1819,14 @@
       </w:tr>
       <w:tr>
         <w:tc>
-          <w:tcPr/>
+          <w:tcPr>
+            <w:tcBorders>
+              <w:top w:val="single" w:sz="4" w:space="0" w:color="000000"/>
+              <w:left w:val="single" w:sz="4" w:space="0" w:color="000000"/>
+              <w:bottom w:val="single" w:sz="4" w:space="0" w:color="000000"/>
+              <w:right w:val="single" w:sz="4" w:space="0" w:color="000000"/>
+            </w:tcBorders>
+          </w:tcPr>
           <w:p>
             <w:pPr>
               <w:pStyle w:val="Compact"/>
@@ -1372,7 +1841,14 @@
           </w:p>
         </w:tc>
         <w:tc>
-          <w:tcPr/>
+          <w:tcPr>
+            <w:tcBorders>
+              <w:top w:val="single" w:sz="4" w:space="0" w:color="000000"/>
+              <w:left w:val="single" w:sz="4" w:space="0" w:color="000000"/>
+              <w:bottom w:val="single" w:sz="4" w:space="0" w:color="000000"/>
+              <w:right w:val="single" w:sz="4" w:space="0" w:color="000000"/>
+            </w:tcBorders>
+          </w:tcPr>
           <w:p>
             <w:pPr>
               <w:pStyle w:val="Compact"/>
@@ -1394,7 +1870,14 @@
       </w:tr>
       <w:tr>
         <w:tc>
-          <w:tcPr/>
+          <w:tcPr>
+            <w:tcBorders>
+              <w:top w:val="single" w:sz="4" w:space="0" w:color="000000"/>
+              <w:left w:val="single" w:sz="4" w:space="0" w:color="000000"/>
+              <w:bottom w:val="single" w:sz="4" w:space="0" w:color="000000"/>
+              <w:right w:val="single" w:sz="4" w:space="0" w:color="000000"/>
+            </w:tcBorders>
+          </w:tcPr>
           <w:p>
             <w:pPr>
               <w:pStyle w:val="Compact"/>
@@ -1409,7 +1892,14 @@
           </w:p>
         </w:tc>
         <w:tc>
-          <w:tcPr/>
+          <w:tcPr>
+            <w:tcBorders>
+              <w:top w:val="single" w:sz="4" w:space="0" w:color="000000"/>
+              <w:left w:val="single" w:sz="4" w:space="0" w:color="000000"/>
+              <w:bottom w:val="single" w:sz="4" w:space="0" w:color="000000"/>
+              <w:right w:val="single" w:sz="4" w:space="0" w:color="000000"/>
+            </w:tcBorders>
+          </w:tcPr>
           <w:p>
             <w:pPr>
               <w:pStyle w:val="Compact"/>
@@ -1488,7 +1978,14 @@
           <w:tblHeader w:val="on"/>
         </w:trPr>
         <w:tc>
-          <w:tcPr/>
+          <w:tcPr>
+            <w:tcBorders>
+              <w:top w:val="single" w:sz="4" w:space="0" w:color="000000"/>
+              <w:left w:val="single" w:sz="4" w:space="0" w:color="000000"/>
+              <w:bottom w:val="single" w:sz="4" w:space="0" w:color="000000"/>
+              <w:right w:val="single" w:sz="4" w:space="0" w:color="000000"/>
+            </w:tcBorders>
+          </w:tcPr>
           <w:p>
             <w:pPr>
               <w:pStyle w:val="Compact"/>
@@ -1499,7 +1996,14 @@
           </w:p>
         </w:tc>
         <w:tc>
-          <w:tcPr/>
+          <w:tcPr>
+            <w:tcBorders>
+              <w:top w:val="single" w:sz="4" w:space="0" w:color="000000"/>
+              <w:left w:val="single" w:sz="4" w:space="0" w:color="000000"/>
+              <w:bottom w:val="single" w:sz="4" w:space="0" w:color="000000"/>
+              <w:right w:val="single" w:sz="4" w:space="0" w:color="000000"/>
+            </w:tcBorders>
+          </w:tcPr>
           <w:p>
             <w:pPr>
               <w:pStyle w:val="Compact"/>
@@ -1512,7 +2016,14 @@
       </w:tr>
       <w:tr>
         <w:tc>
-          <w:tcPr/>
+          <w:tcPr>
+            <w:tcBorders>
+              <w:top w:val="single" w:sz="4" w:space="0" w:color="000000"/>
+              <w:left w:val="single" w:sz="4" w:space="0" w:color="000000"/>
+              <w:bottom w:val="single" w:sz="4" w:space="0" w:color="000000"/>
+              <w:right w:val="single" w:sz="4" w:space="0" w:color="000000"/>
+            </w:tcBorders>
+          </w:tcPr>
           <w:p>
             <w:pPr>
               <w:pStyle w:val="Compact"/>
@@ -1527,7 +2038,14 @@
           </w:p>
         </w:tc>
         <w:tc>
-          <w:tcPr/>
+          <w:tcPr>
+            <w:tcBorders>
+              <w:top w:val="single" w:sz="4" w:space="0" w:color="000000"/>
+              <w:left w:val="single" w:sz="4" w:space="0" w:color="000000"/>
+              <w:bottom w:val="single" w:sz="4" w:space="0" w:color="000000"/>
+              <w:right w:val="single" w:sz="4" w:space="0" w:color="000000"/>
+            </w:tcBorders>
+          </w:tcPr>
           <w:p>
             <w:pPr>
               <w:pStyle w:val="Compact"/>
@@ -1540,7 +2058,14 @@
       </w:tr>
       <w:tr>
         <w:tc>
-          <w:tcPr/>
+          <w:tcPr>
+            <w:tcBorders>
+              <w:top w:val="single" w:sz="4" w:space="0" w:color="000000"/>
+              <w:left w:val="single" w:sz="4" w:space="0" w:color="000000"/>
+              <w:bottom w:val="single" w:sz="4" w:space="0" w:color="000000"/>
+              <w:right w:val="single" w:sz="4" w:space="0" w:color="000000"/>
+            </w:tcBorders>
+          </w:tcPr>
           <w:p>
             <w:pPr>
               <w:pStyle w:val="Compact"/>
@@ -1555,7 +2080,14 @@
           </w:p>
         </w:tc>
         <w:tc>
-          <w:tcPr/>
+          <w:tcPr>
+            <w:tcBorders>
+              <w:top w:val="single" w:sz="4" w:space="0" w:color="000000"/>
+              <w:left w:val="single" w:sz="4" w:space="0" w:color="000000"/>
+              <w:bottom w:val="single" w:sz="4" w:space="0" w:color="000000"/>
+              <w:right w:val="single" w:sz="4" w:space="0" w:color="000000"/>
+            </w:tcBorders>
+          </w:tcPr>
           <w:p>
             <w:pPr>
               <w:pStyle w:val="Compact"/>
@@ -1568,7 +2100,14 @@
       </w:tr>
       <w:tr>
         <w:tc>
-          <w:tcPr/>
+          <w:tcPr>
+            <w:tcBorders>
+              <w:top w:val="single" w:sz="4" w:space="0" w:color="000000"/>
+              <w:left w:val="single" w:sz="4" w:space="0" w:color="000000"/>
+              <w:bottom w:val="single" w:sz="4" w:space="0" w:color="000000"/>
+              <w:right w:val="single" w:sz="4" w:space="0" w:color="000000"/>
+            </w:tcBorders>
+          </w:tcPr>
           <w:p>
             <w:pPr>
               <w:pStyle w:val="Compact"/>
@@ -1583,7 +2122,14 @@
           </w:p>
         </w:tc>
         <w:tc>
-          <w:tcPr/>
+          <w:tcPr>
+            <w:tcBorders>
+              <w:top w:val="single" w:sz="4" w:space="0" w:color="000000"/>
+              <w:left w:val="single" w:sz="4" w:space="0" w:color="000000"/>
+              <w:bottom w:val="single" w:sz="4" w:space="0" w:color="000000"/>
+              <w:right w:val="single" w:sz="4" w:space="0" w:color="000000"/>
+            </w:tcBorders>
+          </w:tcPr>
           <w:p>
             <w:pPr>
               <w:pStyle w:val="Compact"/>
@@ -1656,7 +2202,14 @@
           <w:tblHeader w:val="on"/>
         </w:trPr>
         <w:tc>
-          <w:tcPr/>
+          <w:tcPr>
+            <w:tcBorders>
+              <w:top w:val="single" w:sz="4" w:space="0" w:color="000000"/>
+              <w:left w:val="single" w:sz="4" w:space="0" w:color="000000"/>
+              <w:bottom w:val="single" w:sz="4" w:space="0" w:color="000000"/>
+              <w:right w:val="single" w:sz="4" w:space="0" w:color="000000"/>
+            </w:tcBorders>
+          </w:tcPr>
           <w:p>
             <w:pPr>
               <w:pStyle w:val="Compact"/>
@@ -1667,7 +2220,14 @@
           </w:p>
         </w:tc>
         <w:tc>
-          <w:tcPr/>
+          <w:tcPr>
+            <w:tcBorders>
+              <w:top w:val="single" w:sz="4" w:space="0" w:color="000000"/>
+              <w:left w:val="single" w:sz="4" w:space="0" w:color="000000"/>
+              <w:bottom w:val="single" w:sz="4" w:space="0" w:color="000000"/>
+              <w:right w:val="single" w:sz="4" w:space="0" w:color="000000"/>
+            </w:tcBorders>
+          </w:tcPr>
           <w:p>
             <w:pPr>
               <w:pStyle w:val="Compact"/>
@@ -1680,7 +2240,14 @@
       </w:tr>
       <w:tr>
         <w:tc>
-          <w:tcPr/>
+          <w:tcPr>
+            <w:tcBorders>
+              <w:top w:val="single" w:sz="4" w:space="0" w:color="000000"/>
+              <w:left w:val="single" w:sz="4" w:space="0" w:color="000000"/>
+              <w:bottom w:val="single" w:sz="4" w:space="0" w:color="000000"/>
+              <w:right w:val="single" w:sz="4" w:space="0" w:color="000000"/>
+            </w:tcBorders>
+          </w:tcPr>
           <w:p>
             <w:pPr>
               <w:pStyle w:val="Compact"/>
@@ -1695,7 +2262,14 @@
           </w:p>
         </w:tc>
         <w:tc>
-          <w:tcPr/>
+          <w:tcPr>
+            <w:tcBorders>
+              <w:top w:val="single" w:sz="4" w:space="0" w:color="000000"/>
+              <w:left w:val="single" w:sz="4" w:space="0" w:color="000000"/>
+              <w:bottom w:val="single" w:sz="4" w:space="0" w:color="000000"/>
+              <w:right w:val="single" w:sz="4" w:space="0" w:color="000000"/>
+            </w:tcBorders>
+          </w:tcPr>
           <w:p>
             <w:pPr>
               <w:pStyle w:val="Compact"/>
@@ -1708,7 +2282,14 @@
       </w:tr>
       <w:tr>
         <w:tc>
-          <w:tcPr/>
+          <w:tcPr>
+            <w:tcBorders>
+              <w:top w:val="single" w:sz="4" w:space="0" w:color="000000"/>
+              <w:left w:val="single" w:sz="4" w:space="0" w:color="000000"/>
+              <w:bottom w:val="single" w:sz="4" w:space="0" w:color="000000"/>
+              <w:right w:val="single" w:sz="4" w:space="0" w:color="000000"/>
+            </w:tcBorders>
+          </w:tcPr>
           <w:p>
             <w:pPr>
               <w:pStyle w:val="Compact"/>
@@ -1723,7 +2304,14 @@
           </w:p>
         </w:tc>
         <w:tc>
-          <w:tcPr/>
+          <w:tcPr>
+            <w:tcBorders>
+              <w:top w:val="single" w:sz="4" w:space="0" w:color="000000"/>
+              <w:left w:val="single" w:sz="4" w:space="0" w:color="000000"/>
+              <w:bottom w:val="single" w:sz="4" w:space="0" w:color="000000"/>
+              <w:right w:val="single" w:sz="4" w:space="0" w:color="000000"/>
+            </w:tcBorders>
+          </w:tcPr>
           <w:p>
             <w:pPr>
               <w:pStyle w:val="Compact"/>
@@ -1736,7 +2324,14 @@
       </w:tr>
       <w:tr>
         <w:tc>
-          <w:tcPr/>
+          <w:tcPr>
+            <w:tcBorders>
+              <w:top w:val="single" w:sz="4" w:space="0" w:color="000000"/>
+              <w:left w:val="single" w:sz="4" w:space="0" w:color="000000"/>
+              <w:bottom w:val="single" w:sz="4" w:space="0" w:color="000000"/>
+              <w:right w:val="single" w:sz="4" w:space="0" w:color="000000"/>
+            </w:tcBorders>
+          </w:tcPr>
           <w:p>
             <w:pPr>
               <w:pStyle w:val="Compact"/>
@@ -1751,7 +2346,14 @@
           </w:p>
         </w:tc>
         <w:tc>
-          <w:tcPr/>
+          <w:tcPr>
+            <w:tcBorders>
+              <w:top w:val="single" w:sz="4" w:space="0" w:color="000000"/>
+              <w:left w:val="single" w:sz="4" w:space="0" w:color="000000"/>
+              <w:bottom w:val="single" w:sz="4" w:space="0" w:color="000000"/>
+              <w:right w:val="single" w:sz="4" w:space="0" w:color="000000"/>
+            </w:tcBorders>
+          </w:tcPr>
           <w:p>
             <w:pPr>
               <w:pStyle w:val="Compact"/>

--- a/plantillas/Plantilla_1_FichaNecesidad.docx
+++ b/plantillas/Plantilla_1_FichaNecesidad.docx
@@ -1794,7 +1794,7 @@
                 <w:b/>
                 <w:bCs/>
               </w:rPr>
-              <w:t xml:space="preserve">3 - Sólido</w:t>
+              <w:t xml:space="preserve">4 - Destacado</w:t>
             </w:r>
           </w:p>
         </w:tc>
@@ -1836,7 +1836,7 @@
                 <w:b/>
                 <w:bCs/>
               </w:rPr>
-              <w:t xml:space="preserve">2 - En desarrollo</w:t>
+              <w:t xml:space="preserve">3 - Sólido</w:t>
             </w:r>
           </w:p>
         </w:tc>
@@ -1887,7 +1887,7 @@
                 <w:b/>
                 <w:bCs/>
               </w:rPr>
-              <w:t xml:space="preserve">1 - Inicial</w:t>
+              <w:t xml:space="preserve">2 - Básico</w:t>
             </w:r>
           </w:p>
         </w:tc>
@@ -2033,7 +2033,7 @@
                 <w:b/>
                 <w:bCs/>
               </w:rPr>
-              <w:t xml:space="preserve">3 - Sólido</w:t>
+              <w:t xml:space="preserve">4 - Destacado</w:t>
             </w:r>
           </w:p>
         </w:tc>
@@ -2075,7 +2075,7 @@
                 <w:b/>
                 <w:bCs/>
               </w:rPr>
-              <w:t xml:space="preserve">2 - En desarrollo</w:t>
+              <w:t xml:space="preserve">3 - Sólido</w:t>
             </w:r>
           </w:p>
         </w:tc>
@@ -2117,7 +2117,7 @@
                 <w:b/>
                 <w:bCs/>
               </w:rPr>
-              <w:t xml:space="preserve">1 - Inicial</w:t>
+              <w:t xml:space="preserve">2 - Básico</w:t>
             </w:r>
           </w:p>
         </w:tc>
@@ -2257,7 +2257,7 @@
                 <w:b/>
                 <w:bCs/>
               </w:rPr>
-              <w:t xml:space="preserve">3 - Sólido</w:t>
+              <w:t xml:space="preserve">4 - Destacado</w:t>
             </w:r>
           </w:p>
         </w:tc>
@@ -2299,7 +2299,7 @@
                 <w:b/>
                 <w:bCs/>
               </w:rPr>
-              <w:t xml:space="preserve">2 - En desarrollo</w:t>
+              <w:t xml:space="preserve">3 - Sólido</w:t>
             </w:r>
           </w:p>
         </w:tc>
@@ -2341,7 +2341,7 @@
                 <w:b/>
                 <w:bCs/>
               </w:rPr>
-              <w:t xml:space="preserve">1 - Inicial</w:t>
+              <w:t xml:space="preserve">2 - Básico</w:t>
             </w:r>
           </w:p>
         </w:tc>
